--- a/StingTools/Docs/_template_sources/meeting_minutes.docx
+++ b/StingTools/Docs/_template_sources/meeting_minutes.docx
@@ -2,95 +2,1478 @@
 <file path=word/document.xml><?xml version="1.0" encoding="utf-8"?>
 <w:document xmlns:wpc="http://schemas.microsoft.com/office/word/2010/wordprocessingCanvas" xmlns:mo="http://schemas.microsoft.com/office/mac/office/2008/main" xmlns:mc="http://schemas.openxmlformats.org/markup-compatibility/2006" xmlns:mv="urn:schemas-microsoft-com:mac:vml" xmlns:o="urn:schemas-microsoft-com:office:office" xmlns:r="http://schemas.openxmlformats.org/officeDocument/2006/relationships" xmlns:m="http://schemas.openxmlformats.org/officeDocument/2006/math" xmlns:v="urn:schemas-microsoft-com:vml" xmlns:wp14="http://schemas.microsoft.com/office/word/2010/wordprocessingDrawing" xmlns:wp="http://schemas.openxmlformats.org/drawingml/2006/wordprocessingDrawing" xmlns:w10="urn:schemas-microsoft-com:office:word" xmlns:w="http://schemas.openxmlformats.org/wordprocessingml/2006/main" xmlns:w14="http://schemas.microsoft.com/office/word/2010/wordml" xmlns:wpg="http://schemas.microsoft.com/office/word/2010/wordprocessingGroup" xmlns:wpi="http://schemas.microsoft.com/office/word/2010/wordprocessingInk" xmlns:wne="http://schemas.microsoft.com/office/word/2006/wordml" xmlns:wps="http://schemas.microsoft.com/office/word/2010/wordprocessingShape" mc:Ignorable="w14 wp14">
   <w:body>
+    <w:tbl>
+      <w:tblPr>
+        <w:tblW w:type="auto" w:w="0"/>
+        <w:jc w:val="center"/>
+        <w:tblLayout w:type="fixed"/>
+        <w:tblLook w:firstColumn="1" w:firstRow="1" w:lastColumn="0" w:lastRow="0" w:noHBand="0" w:noVBand="1" w:val="04A0"/>
+      </w:tblPr>
+      <w:tblGrid>
+        <w:gridCol w:w="4819"/>
+        <w:gridCol w:w="4819"/>
+      </w:tblGrid>
+      <w:tr>
+        <w:tc>
+          <w:tcPr>
+            <w:tcW w:type="dxa" w:w="6803"/>
+            <w:shd w:fill="DDEBF7" w:val="clear"/>
+          </w:tcPr>
+          <w:p>
+            <w:r>
+              <w:rPr>
+                <w:b/>
+                <w:color w:val="1F4E79"/>
+                <w:sz w:val="32"/>
+              </w:rPr>
+              <w:t>{{project.company_name}}</w:t>
+            </w:r>
+            <w:r>
+              <w:rPr>
+                <w:sz w:val="8"/>
+              </w:rPr>
+              <w:br/>
+            </w:r>
+            <w:r>
+              <w:rPr>
+                <w:color w:val="595959"/>
+                <w:sz w:val="18"/>
+              </w:rPr>
+              <w:t>{{project.company_address_line_1}}</w:t>
+            </w:r>
+          </w:p>
+        </w:tc>
+        <w:tc>
+          <w:tcPr>
+            <w:tcW w:type="dxa" w:w="2835"/>
+            <w:shd w:fill="DDEBF7" w:val="clear"/>
+          </w:tcPr>
+          <w:p>
+            <w:pPr>
+              <w:jc w:val="right"/>
+            </w:pPr>
+            <w:r>
+              <w:rPr>
+                <w:b/>
+                <w:color w:val="1F4E79"/>
+                <w:sz w:val="26"/>
+              </w:rPr>
+              <w:t>Meeting Minutes (D14)</w:t>
+            </w:r>
+            <w:r>
+              <w:rPr>
+                <w:sz w:val="8"/>
+              </w:rPr>
+              <w:br/>
+            </w:r>
+            <w:r>
+              <w:rPr>
+                <w:i/>
+                <w:color w:val="595959"/>
+                <w:sz w:val="16"/>
+              </w:rPr>
+              <w:t>Issued {{doc.generated_at}}</w:t>
+            </w:r>
+          </w:p>
+        </w:tc>
+      </w:tr>
+    </w:tbl>
+    <w:p>
+      <w:r>
+        <w:rPr>
+          <w:b w:val="0"/>
+          <w:i/>
+          <w:color w:val="595959"/>
+          <w:sz w:val="18"/>
+        </w:rPr>
+        <w:t>Minutes of the meeting referenced below, capturing attendees, agenda, decisions, and action items.</w:t>
+      </w:r>
+    </w:p>
     <w:p>
       <w:pPr>
-        <w:jc w:val="center"/>
+        <w:spacing w:before="160" w:after="40"/>
       </w:pPr>
       <w:r>
         <w:rPr>
           <w:b/>
-          <w:sz w:val="32"/>
+          <w:color w:val="1F4E79"/>
+          <w:sz w:val="22"/>
         </w:rPr>
-        <w:t>{{project.company_name}}</w:t>
+        <w:t>Meeting details</w:t>
       </w:r>
     </w:p>
-    <w:p>
-      <w:pPr>
-        <w:jc w:val="center"/>
-      </w:pPr>
-      <w:r>
-        <w:t>{{project.company_address_line_1}}</w:t>
-      </w:r>
-    </w:p>
+    <w:tbl>
+      <w:tblPr>
+        <w:tblW w:type="auto" w:w="0"/>
+        <w:tblLayout w:type="fixed"/>
+        <w:tblLook w:firstColumn="1" w:firstRow="1" w:lastColumn="0" w:lastRow="0" w:noHBand="0" w:noVBand="1" w:val="04A0"/>
+      </w:tblPr>
+      <w:tblGrid>
+        <w:gridCol w:w="4819"/>
+        <w:gridCol w:w="4819"/>
+      </w:tblGrid>
+      <w:tr>
+        <w:tc>
+          <w:tcPr>
+            <w:tcW w:type="dxa" w:w="2835"/>
+            <w:tcBorders>
+              <w:top w:val="single" w:sz="4" w:color="7F7F7F"/>
+              <w:left w:val="single" w:sz="4" w:color="7F7F7F"/>
+              <w:bottom w:val="single" w:sz="4" w:color="7F7F7F"/>
+              <w:right w:val="single" w:sz="4" w:color="7F7F7F"/>
+            </w:tcBorders>
+            <w:shd w:fill="F2F2F2" w:val="clear"/>
+          </w:tcPr>
+          <w:p>
+            <w:r>
+              <w:rPr>
+                <w:b/>
+              </w:rPr>
+              <w:t>Meeting title</w:t>
+            </w:r>
+          </w:p>
+        </w:tc>
+        <w:tc>
+          <w:tcPr>
+            <w:tcW w:type="dxa" w:w="6520"/>
+            <w:tcBorders>
+              <w:top w:val="single" w:sz="4" w:color="7F7F7F"/>
+              <w:left w:val="single" w:sz="4" w:color="7F7F7F"/>
+              <w:bottom w:val="single" w:sz="4" w:color="7F7F7F"/>
+              <w:right w:val="single" w:sz="4" w:color="7F7F7F"/>
+            </w:tcBorders>
+            <w:shd w:fill="F2F2F2" w:val="clear"/>
+          </w:tcPr>
+          <w:p>
+            <w:r>
+              <w:t>{{doc.title}}</w:t>
+            </w:r>
+          </w:p>
+        </w:tc>
+      </w:tr>
+      <w:tr>
+        <w:tc>
+          <w:tcPr>
+            <w:tcW w:type="dxa" w:w="2835"/>
+            <w:tcBorders>
+              <w:top w:val="single" w:sz="4" w:color="7F7F7F"/>
+              <w:left w:val="single" w:sz="4" w:color="7F7F7F"/>
+              <w:bottom w:val="single" w:sz="4" w:color="7F7F7F"/>
+              <w:right w:val="single" w:sz="4" w:color="7F7F7F"/>
+            </w:tcBorders>
+          </w:tcPr>
+          <w:p>
+            <w:r>
+              <w:rPr>
+                <w:b/>
+              </w:rPr>
+              <w:t>Meeting id</w:t>
+            </w:r>
+          </w:p>
+        </w:tc>
+        <w:tc>
+          <w:tcPr>
+            <w:tcW w:type="dxa" w:w="6520"/>
+            <w:tcBorders>
+              <w:top w:val="single" w:sz="4" w:color="7F7F7F"/>
+              <w:left w:val="single" w:sz="4" w:color="7F7F7F"/>
+              <w:bottom w:val="single" w:sz="4" w:color="7F7F7F"/>
+              <w:right w:val="single" w:sz="4" w:color="7F7F7F"/>
+            </w:tcBorders>
+          </w:tcPr>
+          <w:p>
+            <w:r>
+              <w:t>{{doc.number}}</w:t>
+            </w:r>
+          </w:p>
+        </w:tc>
+      </w:tr>
+      <w:tr>
+        <w:tc>
+          <w:tcPr>
+            <w:tcW w:type="dxa" w:w="2835"/>
+            <w:tcBorders>
+              <w:top w:val="single" w:sz="4" w:color="7F7F7F"/>
+              <w:left w:val="single" w:sz="4" w:color="7F7F7F"/>
+              <w:bottom w:val="single" w:sz="4" w:color="7F7F7F"/>
+              <w:right w:val="single" w:sz="4" w:color="7F7F7F"/>
+            </w:tcBorders>
+            <w:shd w:fill="F2F2F2" w:val="clear"/>
+          </w:tcPr>
+          <w:p>
+            <w:r>
+              <w:rPr>
+                <w:b/>
+              </w:rPr>
+              <w:t>Date</w:t>
+            </w:r>
+          </w:p>
+        </w:tc>
+        <w:tc>
+          <w:tcPr>
+            <w:tcW w:type="dxa" w:w="6520"/>
+            <w:tcBorders>
+              <w:top w:val="single" w:sz="4" w:color="7F7F7F"/>
+              <w:left w:val="single" w:sz="4" w:color="7F7F7F"/>
+              <w:bottom w:val="single" w:sz="4" w:color="7F7F7F"/>
+              <w:right w:val="single" w:sz="4" w:color="7F7F7F"/>
+            </w:tcBorders>
+            <w:shd w:fill="F2F2F2" w:val="clear"/>
+          </w:tcPr>
+          <w:p>
+            <w:r>
+              <w:t>{{doc.generated_at}}</w:t>
+            </w:r>
+          </w:p>
+        </w:tc>
+      </w:tr>
+      <w:tr>
+        <w:tc>
+          <w:tcPr>
+            <w:tcW w:type="dxa" w:w="2835"/>
+            <w:tcBorders>
+              <w:top w:val="single" w:sz="4" w:color="7F7F7F"/>
+              <w:left w:val="single" w:sz="4" w:color="7F7F7F"/>
+              <w:bottom w:val="single" w:sz="4" w:color="7F7F7F"/>
+              <w:right w:val="single" w:sz="4" w:color="7F7F7F"/>
+            </w:tcBorders>
+          </w:tcPr>
+          <w:p>
+            <w:r>
+              <w:rPr>
+                <w:b/>
+              </w:rPr>
+              <w:t>Location</w:t>
+            </w:r>
+          </w:p>
+        </w:tc>
+        <w:tc>
+          <w:tcPr>
+            <w:tcW w:type="dxa" w:w="6520"/>
+            <w:tcBorders>
+              <w:top w:val="single" w:sz="4" w:color="7F7F7F"/>
+              <w:left w:val="single" w:sz="4" w:color="7F7F7F"/>
+              <w:bottom w:val="single" w:sz="4" w:color="7F7F7F"/>
+              <w:right w:val="single" w:sz="4" w:color="7F7F7F"/>
+            </w:tcBorders>
+          </w:tcPr>
+          <w:p>
+            <w:r>
+              <w:t>{{doc.location}}</w:t>
+            </w:r>
+          </w:p>
+        </w:tc>
+      </w:tr>
+      <w:tr>
+        <w:tc>
+          <w:tcPr>
+            <w:tcW w:type="dxa" w:w="2835"/>
+            <w:tcBorders>
+              <w:top w:val="single" w:sz="4" w:color="7F7F7F"/>
+              <w:left w:val="single" w:sz="4" w:color="7F7F7F"/>
+              <w:bottom w:val="single" w:sz="4" w:color="7F7F7F"/>
+              <w:right w:val="single" w:sz="4" w:color="7F7F7F"/>
+            </w:tcBorders>
+            <w:shd w:fill="F2F2F2" w:val="clear"/>
+          </w:tcPr>
+          <w:p>
+            <w:r>
+              <w:rPr>
+                <w:b/>
+              </w:rPr>
+              <w:t>Chaired by</w:t>
+            </w:r>
+          </w:p>
+        </w:tc>
+        <w:tc>
+          <w:tcPr>
+            <w:tcW w:type="dxa" w:w="6520"/>
+            <w:tcBorders>
+              <w:top w:val="single" w:sz="4" w:color="7F7F7F"/>
+              <w:left w:val="single" w:sz="4" w:color="7F7F7F"/>
+              <w:bottom w:val="single" w:sz="4" w:color="7F7F7F"/>
+              <w:right w:val="single" w:sz="4" w:color="7F7F7F"/>
+            </w:tcBorders>
+            <w:shd w:fill="F2F2F2" w:val="clear"/>
+          </w:tcPr>
+          <w:p>
+            <w:r>
+              <w:t>{{people.issued_by}}</w:t>
+            </w:r>
+          </w:p>
+        </w:tc>
+      </w:tr>
+      <w:tr>
+        <w:tc>
+          <w:tcPr>
+            <w:tcW w:type="dxa" w:w="2835"/>
+            <w:tcBorders>
+              <w:top w:val="single" w:sz="4" w:color="7F7F7F"/>
+              <w:left w:val="single" w:sz="4" w:color="7F7F7F"/>
+              <w:bottom w:val="single" w:sz="4" w:color="7F7F7F"/>
+              <w:right w:val="single" w:sz="4" w:color="7F7F7F"/>
+            </w:tcBorders>
+          </w:tcPr>
+          <w:p>
+            <w:r>
+              <w:rPr>
+                <w:b/>
+              </w:rPr>
+              <w:t>Secretary</w:t>
+            </w:r>
+          </w:p>
+        </w:tc>
+        <w:tc>
+          <w:tcPr>
+            <w:tcW w:type="dxa" w:w="6520"/>
+            <w:tcBorders>
+              <w:top w:val="single" w:sz="4" w:color="7F7F7F"/>
+              <w:left w:val="single" w:sz="4" w:color="7F7F7F"/>
+              <w:bottom w:val="single" w:sz="4" w:color="7F7F7F"/>
+              <w:right w:val="single" w:sz="4" w:color="7F7F7F"/>
+            </w:tcBorders>
+          </w:tcPr>
+          <w:p>
+            <w:r>
+              <w:t>{{people.reviewed_by}}</w:t>
+            </w:r>
+          </w:p>
+        </w:tc>
+      </w:tr>
+      <w:tr>
+        <w:tc>
+          <w:tcPr>
+            <w:tcW w:type="dxa" w:w="2835"/>
+            <w:tcBorders>
+              <w:top w:val="single" w:sz="4" w:color="7F7F7F"/>
+              <w:left w:val="single" w:sz="4" w:color="7F7F7F"/>
+              <w:bottom w:val="single" w:sz="4" w:color="7F7F7F"/>
+              <w:right w:val="single" w:sz="4" w:color="7F7F7F"/>
+            </w:tcBorders>
+            <w:shd w:fill="F2F2F2" w:val="clear"/>
+          </w:tcPr>
+          <w:p>
+            <w:r>
+              <w:rPr>
+                <w:b/>
+              </w:rPr>
+              <w:t>Project</w:t>
+            </w:r>
+          </w:p>
+        </w:tc>
+        <w:tc>
+          <w:tcPr>
+            <w:tcW w:type="dxa" w:w="6520"/>
+            <w:tcBorders>
+              <w:top w:val="single" w:sz="4" w:color="7F7F7F"/>
+              <w:left w:val="single" w:sz="4" w:color="7F7F7F"/>
+              <w:bottom w:val="single" w:sz="4" w:color="7F7F7F"/>
+              <w:right w:val="single" w:sz="4" w:color="7F7F7F"/>
+            </w:tcBorders>
+            <w:shd w:fill="F2F2F2" w:val="clear"/>
+          </w:tcPr>
+          <w:p>
+            <w:r>
+              <w:t>{{project.name}} ({{project.code}})</w:t>
+            </w:r>
+          </w:p>
+        </w:tc>
+      </w:tr>
+    </w:tbl>
     <w:p/>
     <w:p>
       <w:pPr>
-        <w:jc w:val="center"/>
+        <w:spacing w:before="160" w:after="40"/>
       </w:pPr>
       <w:r>
         <w:rPr>
           <w:b/>
-          <w:sz w:val="28"/>
-        </w:rPr>
-        <w:t>Meeting Minutes (D14)</w:t>
-      </w:r>
-    </w:p>
-    <w:p>
-      <w:r>
-        <w:rPr>
-          <w:b/>
-        </w:rPr>
-        <w:t>Meeting</w:t>
-      </w:r>
-    </w:p>
-    <w:p>
-      <w:r>
-        <w:t>{{doc.title}}</w:t>
-      </w:r>
-    </w:p>
-    <w:p>
-      <w:r>
-        <w:rPr>
-          <w:b/>
-        </w:rPr>
-        <w:t>Held on</w:t>
-      </w:r>
-    </w:p>
-    <w:p>
-      <w:r>
-        <w:t>{{doc.generated_at}}</w:t>
-      </w:r>
-    </w:p>
-    <w:p>
-      <w:r>
-        <w:rPr>
-          <w:b/>
+          <w:color w:val="1F4E79"/>
+          <w:sz w:val="22"/>
         </w:rPr>
         <w:t>Attendees</w:t>
       </w:r>
     </w:p>
+    <w:tbl>
+      <w:tblPr>
+        <w:tblW w:type="auto" w:w="0"/>
+        <w:tblLayout w:type="autofit"/>
+        <w:tblLook w:firstColumn="1" w:firstRow="1" w:lastColumn="0" w:lastRow="0" w:noHBand="0" w:noVBand="1" w:val="04A0"/>
+      </w:tblPr>
+      <w:tblGrid>
+        <w:gridCol w:w="2409"/>
+        <w:gridCol w:w="2409"/>
+        <w:gridCol w:w="2409"/>
+        <w:gridCol w:w="2409"/>
+      </w:tblGrid>
+      <w:tr>
+        <w:tc>
+          <w:tcPr>
+            <w:tcW w:type="dxa" w:w="2409"/>
+            <w:shd w:fill="DDEBF7" w:val="clear"/>
+            <w:tcBorders>
+              <w:top w:val="single" w:sz="4" w:color="7F7F7F"/>
+              <w:left w:val="single" w:sz="4" w:color="7F7F7F"/>
+              <w:bottom w:val="single" w:sz="4" w:color="7F7F7F"/>
+              <w:right w:val="single" w:sz="4" w:color="7F7F7F"/>
+            </w:tcBorders>
+          </w:tcPr>
+          <w:p>
+            <w:r>
+              <w:rPr>
+                <w:b/>
+                <w:sz w:val="18"/>
+              </w:rPr>
+              <w:t>Name</w:t>
+            </w:r>
+          </w:p>
+        </w:tc>
+        <w:tc>
+          <w:tcPr>
+            <w:tcW w:type="dxa" w:w="2409"/>
+            <w:shd w:fill="DDEBF7" w:val="clear"/>
+            <w:tcBorders>
+              <w:top w:val="single" w:sz="4" w:color="7F7F7F"/>
+              <w:left w:val="single" w:sz="4" w:color="7F7F7F"/>
+              <w:bottom w:val="single" w:sz="4" w:color="7F7F7F"/>
+              <w:right w:val="single" w:sz="4" w:color="7F7F7F"/>
+            </w:tcBorders>
+          </w:tcPr>
+          <w:p>
+            <w:r>
+              <w:rPr>
+                <w:b/>
+                <w:sz w:val="18"/>
+              </w:rPr>
+              <w:t>Company</w:t>
+            </w:r>
+          </w:p>
+        </w:tc>
+        <w:tc>
+          <w:tcPr>
+            <w:tcW w:type="dxa" w:w="2409"/>
+            <w:shd w:fill="DDEBF7" w:val="clear"/>
+            <w:tcBorders>
+              <w:top w:val="single" w:sz="4" w:color="7F7F7F"/>
+              <w:left w:val="single" w:sz="4" w:color="7F7F7F"/>
+              <w:bottom w:val="single" w:sz="4" w:color="7F7F7F"/>
+              <w:right w:val="single" w:sz="4" w:color="7F7F7F"/>
+            </w:tcBorders>
+          </w:tcPr>
+          <w:p>
+            <w:r>
+              <w:rPr>
+                <w:b/>
+                <w:sz w:val="18"/>
+              </w:rPr>
+              <w:t>Role</w:t>
+            </w:r>
+          </w:p>
+        </w:tc>
+        <w:tc>
+          <w:tcPr>
+            <w:tcW w:type="dxa" w:w="2409"/>
+            <w:shd w:fill="DDEBF7" w:val="clear"/>
+            <w:tcBorders>
+              <w:top w:val="single" w:sz="4" w:color="7F7F7F"/>
+              <w:left w:val="single" w:sz="4" w:color="7F7F7F"/>
+              <w:bottom w:val="single" w:sz="4" w:color="7F7F7F"/>
+              <w:right w:val="single" w:sz="4" w:color="7F7F7F"/>
+            </w:tcBorders>
+          </w:tcPr>
+          <w:p>
+            <w:r>
+              <w:rPr>
+                <w:b/>
+                <w:sz w:val="18"/>
+              </w:rPr>
+              <w:t>Email</w:t>
+            </w:r>
+          </w:p>
+        </w:tc>
+      </w:tr>
+      <w:tr>
+        <w:tc>
+          <w:tcPr>
+            <w:tcW w:type="dxa" w:w="2409"/>
+            <w:tcBorders>
+              <w:top w:val="single" w:sz="4" w:color="7F7F7F"/>
+              <w:left w:val="single" w:sz="4" w:color="7F7F7F"/>
+              <w:bottom w:val="single" w:sz="4" w:color="7F7F7F"/>
+              <w:right w:val="single" w:sz="4" w:color="7F7F7F"/>
+            </w:tcBorders>
+          </w:tcPr>
+          <w:p>
+            <w:r>
+              <w:t>{{foreach attendees}}</w:t>
+            </w:r>
+          </w:p>
+          <w:p>
+            <w:r>
+              <w:t>{{name}}</w:t>
+            </w:r>
+          </w:p>
+        </w:tc>
+        <w:tc>
+          <w:tcPr>
+            <w:tcW w:type="dxa" w:w="2409"/>
+            <w:tcBorders>
+              <w:top w:val="single" w:sz="4" w:color="7F7F7F"/>
+              <w:left w:val="single" w:sz="4" w:color="7F7F7F"/>
+              <w:bottom w:val="single" w:sz="4" w:color="7F7F7F"/>
+              <w:right w:val="single" w:sz="4" w:color="7F7F7F"/>
+            </w:tcBorders>
+          </w:tcPr>
+          <w:p>
+            <w:r>
+              <w:t>{{company}}</w:t>
+            </w:r>
+          </w:p>
+        </w:tc>
+        <w:tc>
+          <w:tcPr>
+            <w:tcW w:type="dxa" w:w="2409"/>
+            <w:tcBorders>
+              <w:top w:val="single" w:sz="4" w:color="7F7F7F"/>
+              <w:left w:val="single" w:sz="4" w:color="7F7F7F"/>
+              <w:bottom w:val="single" w:sz="4" w:color="7F7F7F"/>
+              <w:right w:val="single" w:sz="4" w:color="7F7F7F"/>
+            </w:tcBorders>
+          </w:tcPr>
+          <w:p>
+            <w:r>
+              <w:t>{{role}}</w:t>
+            </w:r>
+          </w:p>
+        </w:tc>
+        <w:tc>
+          <w:tcPr>
+            <w:tcW w:type="dxa" w:w="2409"/>
+            <w:tcBorders>
+              <w:top w:val="single" w:sz="4" w:color="7F7F7F"/>
+              <w:left w:val="single" w:sz="4" w:color="7F7F7F"/>
+              <w:bottom w:val="single" w:sz="4" w:color="7F7F7F"/>
+              <w:right w:val="single" w:sz="4" w:color="7F7F7F"/>
+            </w:tcBorders>
+          </w:tcPr>
+          <w:p>
+            <w:r>
+              <w:t>{{email}}</w:t>
+            </w:r>
+          </w:p>
+          <w:p>
+            <w:r>
+              <w:t>{{endforeach}}</w:t>
+            </w:r>
+          </w:p>
+        </w:tc>
+      </w:tr>
+    </w:tbl>
+    <w:p/>
     <w:p>
-      <w:r>
-        <w:t>{{project.participants}}</w:t>
-      </w:r>
-    </w:p>
-    <w:p>
+      <w:pPr>
+        <w:spacing w:before="160" w:after="40"/>
+      </w:pPr>
       <w:r>
         <w:rPr>
           <w:b/>
+          <w:color w:val="1F4E79"/>
+          <w:sz w:val="22"/>
         </w:rPr>
-        <w:t>Actions</w:t>
+        <w:t>Agenda</w:t>
       </w:r>
     </w:p>
+    <w:tbl>
+      <w:tblPr>
+        <w:tblW w:type="auto" w:w="0"/>
+        <w:tblLayout w:type="autofit"/>
+        <w:tblLook w:firstColumn="1" w:firstRow="1" w:lastColumn="0" w:lastRow="0" w:noHBand="0" w:noVBand="1" w:val="04A0"/>
+      </w:tblPr>
+      <w:tblGrid>
+        <w:gridCol w:w="2409"/>
+        <w:gridCol w:w="2409"/>
+        <w:gridCol w:w="2409"/>
+        <w:gridCol w:w="2409"/>
+      </w:tblGrid>
+      <w:tr>
+        <w:tc>
+          <w:tcPr>
+            <w:tcW w:type="dxa" w:w="2409"/>
+            <w:shd w:fill="DDEBF7" w:val="clear"/>
+            <w:tcBorders>
+              <w:top w:val="single" w:sz="4" w:color="7F7F7F"/>
+              <w:left w:val="single" w:sz="4" w:color="7F7F7F"/>
+              <w:bottom w:val="single" w:sz="4" w:color="7F7F7F"/>
+              <w:right w:val="single" w:sz="4" w:color="7F7F7F"/>
+            </w:tcBorders>
+          </w:tcPr>
+          <w:p>
+            <w:r>
+              <w:rPr>
+                <w:b/>
+                <w:sz w:val="18"/>
+              </w:rPr>
+              <w:t>No</w:t>
+            </w:r>
+          </w:p>
+        </w:tc>
+        <w:tc>
+          <w:tcPr>
+            <w:tcW w:type="dxa" w:w="2409"/>
+            <w:shd w:fill="DDEBF7" w:val="clear"/>
+            <w:tcBorders>
+              <w:top w:val="single" w:sz="4" w:color="7F7F7F"/>
+              <w:left w:val="single" w:sz="4" w:color="7F7F7F"/>
+              <w:bottom w:val="single" w:sz="4" w:color="7F7F7F"/>
+              <w:right w:val="single" w:sz="4" w:color="7F7F7F"/>
+            </w:tcBorders>
+          </w:tcPr>
+          <w:p>
+            <w:r>
+              <w:rPr>
+                <w:b/>
+                <w:sz w:val="18"/>
+              </w:rPr>
+              <w:t>Topic</w:t>
+            </w:r>
+          </w:p>
+        </w:tc>
+        <w:tc>
+          <w:tcPr>
+            <w:tcW w:type="dxa" w:w="2409"/>
+            <w:shd w:fill="DDEBF7" w:val="clear"/>
+            <w:tcBorders>
+              <w:top w:val="single" w:sz="4" w:color="7F7F7F"/>
+              <w:left w:val="single" w:sz="4" w:color="7F7F7F"/>
+              <w:bottom w:val="single" w:sz="4" w:color="7F7F7F"/>
+              <w:right w:val="single" w:sz="4" w:color="7F7F7F"/>
+            </w:tcBorders>
+          </w:tcPr>
+          <w:p>
+            <w:r>
+              <w:rPr>
+                <w:b/>
+                <w:sz w:val="18"/>
+              </w:rPr>
+              <w:t>Lead</w:t>
+            </w:r>
+          </w:p>
+        </w:tc>
+        <w:tc>
+          <w:tcPr>
+            <w:tcW w:type="dxa" w:w="2409"/>
+            <w:shd w:fill="DDEBF7" w:val="clear"/>
+            <w:tcBorders>
+              <w:top w:val="single" w:sz="4" w:color="7F7F7F"/>
+              <w:left w:val="single" w:sz="4" w:color="7F7F7F"/>
+              <w:bottom w:val="single" w:sz="4" w:color="7F7F7F"/>
+              <w:right w:val="single" w:sz="4" w:color="7F7F7F"/>
+            </w:tcBorders>
+          </w:tcPr>
+          <w:p>
+            <w:r>
+              <w:rPr>
+                <w:b/>
+                <w:sz w:val="18"/>
+              </w:rPr>
+              <w:t>Duration</w:t>
+            </w:r>
+          </w:p>
+        </w:tc>
+      </w:tr>
+      <w:tr>
+        <w:tc>
+          <w:tcPr>
+            <w:tcW w:type="dxa" w:w="2409"/>
+            <w:tcBorders>
+              <w:top w:val="single" w:sz="4" w:color="7F7F7F"/>
+              <w:left w:val="single" w:sz="4" w:color="7F7F7F"/>
+              <w:bottom w:val="single" w:sz="4" w:color="7F7F7F"/>
+              <w:right w:val="single" w:sz="4" w:color="7F7F7F"/>
+            </w:tcBorders>
+          </w:tcPr>
+          <w:p>
+            <w:r>
+              <w:t>{{foreach agenda}}</w:t>
+            </w:r>
+          </w:p>
+          <w:p>
+            <w:r>
+              <w:t>{{no}}</w:t>
+            </w:r>
+          </w:p>
+        </w:tc>
+        <w:tc>
+          <w:tcPr>
+            <w:tcW w:type="dxa" w:w="2409"/>
+            <w:tcBorders>
+              <w:top w:val="single" w:sz="4" w:color="7F7F7F"/>
+              <w:left w:val="single" w:sz="4" w:color="7F7F7F"/>
+              <w:bottom w:val="single" w:sz="4" w:color="7F7F7F"/>
+              <w:right w:val="single" w:sz="4" w:color="7F7F7F"/>
+            </w:tcBorders>
+          </w:tcPr>
+          <w:p>
+            <w:r>
+              <w:t>{{topic}}</w:t>
+            </w:r>
+          </w:p>
+        </w:tc>
+        <w:tc>
+          <w:tcPr>
+            <w:tcW w:type="dxa" w:w="2409"/>
+            <w:tcBorders>
+              <w:top w:val="single" w:sz="4" w:color="7F7F7F"/>
+              <w:left w:val="single" w:sz="4" w:color="7F7F7F"/>
+              <w:bottom w:val="single" w:sz="4" w:color="7F7F7F"/>
+              <w:right w:val="single" w:sz="4" w:color="7F7F7F"/>
+            </w:tcBorders>
+          </w:tcPr>
+          <w:p>
+            <w:r>
+              <w:t>{{lead}}</w:t>
+            </w:r>
+          </w:p>
+        </w:tc>
+        <w:tc>
+          <w:tcPr>
+            <w:tcW w:type="dxa" w:w="2409"/>
+            <w:tcBorders>
+              <w:top w:val="single" w:sz="4" w:color="7F7F7F"/>
+              <w:left w:val="single" w:sz="4" w:color="7F7F7F"/>
+              <w:bottom w:val="single" w:sz="4" w:color="7F7F7F"/>
+              <w:right w:val="single" w:sz="4" w:color="7F7F7F"/>
+            </w:tcBorders>
+          </w:tcPr>
+          <w:p>
+            <w:r>
+              <w:t>{{duration}}</w:t>
+            </w:r>
+          </w:p>
+          <w:p>
+            <w:r>
+              <w:t>{{endforeach}}</w:t>
+            </w:r>
+          </w:p>
+        </w:tc>
+      </w:tr>
+    </w:tbl>
+    <w:p/>
     <w:p>
+      <w:pPr>
+        <w:spacing w:before="160" w:after="40"/>
+      </w:pPr>
       <w:r>
-        <w:t>{{foreach actions}} {{description}} — owner {{owner}} due {{due}} {{endforeach}}</w:t>
+        <w:rPr>
+          <w:b/>
+          <w:color w:val="1F4E79"/>
+          <w:sz w:val="22"/>
+        </w:rPr>
+        <w:t>Discussion &amp; decisions</w:t>
       </w:r>
     </w:p>
+    <w:tbl>
+      <w:tblPr>
+        <w:tblW w:type="auto" w:w="0"/>
+        <w:tblLayout w:type="autofit"/>
+        <w:tblLook w:firstColumn="1" w:firstRow="1" w:lastColumn="0" w:lastRow="0" w:noHBand="0" w:noVBand="1" w:val="04A0"/>
+      </w:tblPr>
+      <w:tblGrid>
+        <w:gridCol w:w="2409"/>
+        <w:gridCol w:w="2409"/>
+        <w:gridCol w:w="2409"/>
+        <w:gridCol w:w="2409"/>
+      </w:tblGrid>
+      <w:tr>
+        <w:tc>
+          <w:tcPr>
+            <w:tcW w:type="dxa" w:w="2409"/>
+            <w:shd w:fill="DDEBF7" w:val="clear"/>
+            <w:tcBorders>
+              <w:top w:val="single" w:sz="4" w:color="7F7F7F"/>
+              <w:left w:val="single" w:sz="4" w:color="7F7F7F"/>
+              <w:bottom w:val="single" w:sz="4" w:color="7F7F7F"/>
+              <w:right w:val="single" w:sz="4" w:color="7F7F7F"/>
+            </w:tcBorders>
+          </w:tcPr>
+          <w:p>
+            <w:r>
+              <w:rPr>
+                <w:b/>
+                <w:sz w:val="18"/>
+              </w:rPr>
+              <w:t>Ref</w:t>
+            </w:r>
+          </w:p>
+        </w:tc>
+        <w:tc>
+          <w:tcPr>
+            <w:tcW w:type="dxa" w:w="2409"/>
+            <w:shd w:fill="DDEBF7" w:val="clear"/>
+            <w:tcBorders>
+              <w:top w:val="single" w:sz="4" w:color="7F7F7F"/>
+              <w:left w:val="single" w:sz="4" w:color="7F7F7F"/>
+              <w:bottom w:val="single" w:sz="4" w:color="7F7F7F"/>
+              <w:right w:val="single" w:sz="4" w:color="7F7F7F"/>
+            </w:tcBorders>
+          </w:tcPr>
+          <w:p>
+            <w:r>
+              <w:rPr>
+                <w:b/>
+                <w:sz w:val="18"/>
+              </w:rPr>
+              <w:t>Topic</w:t>
+            </w:r>
+          </w:p>
+        </w:tc>
+        <w:tc>
+          <w:tcPr>
+            <w:tcW w:type="dxa" w:w="2409"/>
+            <w:shd w:fill="DDEBF7" w:val="clear"/>
+            <w:tcBorders>
+              <w:top w:val="single" w:sz="4" w:color="7F7F7F"/>
+              <w:left w:val="single" w:sz="4" w:color="7F7F7F"/>
+              <w:bottom w:val="single" w:sz="4" w:color="7F7F7F"/>
+              <w:right w:val="single" w:sz="4" w:color="7F7F7F"/>
+            </w:tcBorders>
+          </w:tcPr>
+          <w:p>
+            <w:r>
+              <w:rPr>
+                <w:b/>
+                <w:sz w:val="18"/>
+              </w:rPr>
+              <w:t>Discussion</w:t>
+            </w:r>
+          </w:p>
+        </w:tc>
+        <w:tc>
+          <w:tcPr>
+            <w:tcW w:type="dxa" w:w="2409"/>
+            <w:shd w:fill="DDEBF7" w:val="clear"/>
+            <w:tcBorders>
+              <w:top w:val="single" w:sz="4" w:color="7F7F7F"/>
+              <w:left w:val="single" w:sz="4" w:color="7F7F7F"/>
+              <w:bottom w:val="single" w:sz="4" w:color="7F7F7F"/>
+              <w:right w:val="single" w:sz="4" w:color="7F7F7F"/>
+            </w:tcBorders>
+          </w:tcPr>
+          <w:p>
+            <w:r>
+              <w:rPr>
+                <w:b/>
+                <w:sz w:val="18"/>
+              </w:rPr>
+              <w:t>Decision</w:t>
+            </w:r>
+          </w:p>
+        </w:tc>
+      </w:tr>
+      <w:tr>
+        <w:tc>
+          <w:tcPr>
+            <w:tcW w:type="dxa" w:w="2409"/>
+            <w:tcBorders>
+              <w:top w:val="single" w:sz="4" w:color="7F7F7F"/>
+              <w:left w:val="single" w:sz="4" w:color="7F7F7F"/>
+              <w:bottom w:val="single" w:sz="4" w:color="7F7F7F"/>
+              <w:right w:val="single" w:sz="4" w:color="7F7F7F"/>
+            </w:tcBorders>
+          </w:tcPr>
+          <w:p>
+            <w:r>
+              <w:t>{{foreach discussion}}</w:t>
+            </w:r>
+          </w:p>
+          <w:p>
+            <w:r>
+              <w:t>{{ref}}</w:t>
+            </w:r>
+          </w:p>
+        </w:tc>
+        <w:tc>
+          <w:tcPr>
+            <w:tcW w:type="dxa" w:w="2409"/>
+            <w:tcBorders>
+              <w:top w:val="single" w:sz="4" w:color="7F7F7F"/>
+              <w:left w:val="single" w:sz="4" w:color="7F7F7F"/>
+              <w:bottom w:val="single" w:sz="4" w:color="7F7F7F"/>
+              <w:right w:val="single" w:sz="4" w:color="7F7F7F"/>
+            </w:tcBorders>
+          </w:tcPr>
+          <w:p>
+            <w:r>
+              <w:t>{{topic}}</w:t>
+            </w:r>
+          </w:p>
+        </w:tc>
+        <w:tc>
+          <w:tcPr>
+            <w:tcW w:type="dxa" w:w="2409"/>
+            <w:tcBorders>
+              <w:top w:val="single" w:sz="4" w:color="7F7F7F"/>
+              <w:left w:val="single" w:sz="4" w:color="7F7F7F"/>
+              <w:bottom w:val="single" w:sz="4" w:color="7F7F7F"/>
+              <w:right w:val="single" w:sz="4" w:color="7F7F7F"/>
+            </w:tcBorders>
+          </w:tcPr>
+          <w:p>
+            <w:r>
+              <w:t>{{discussion}}</w:t>
+            </w:r>
+          </w:p>
+        </w:tc>
+        <w:tc>
+          <w:tcPr>
+            <w:tcW w:type="dxa" w:w="2409"/>
+            <w:tcBorders>
+              <w:top w:val="single" w:sz="4" w:color="7F7F7F"/>
+              <w:left w:val="single" w:sz="4" w:color="7F7F7F"/>
+              <w:bottom w:val="single" w:sz="4" w:color="7F7F7F"/>
+              <w:right w:val="single" w:sz="4" w:color="7F7F7F"/>
+            </w:tcBorders>
+          </w:tcPr>
+          <w:p>
+            <w:r>
+              <w:t>{{decision}}</w:t>
+            </w:r>
+          </w:p>
+          <w:p>
+            <w:r>
+              <w:t>{{endforeach}}</w:t>
+            </w:r>
+          </w:p>
+        </w:tc>
+      </w:tr>
+    </w:tbl>
+    <w:p/>
+    <w:p>
+      <w:pPr>
+        <w:spacing w:before="160" w:after="40"/>
+      </w:pPr>
+      <w:r>
+        <w:rPr>
+          <w:b/>
+          <w:color w:val="1F4E79"/>
+          <w:sz w:val="22"/>
+        </w:rPr>
+        <w:t>Action items</w:t>
+      </w:r>
+    </w:p>
+    <w:tbl>
+      <w:tblPr>
+        <w:tblW w:type="auto" w:w="0"/>
+        <w:tblLayout w:type="autofit"/>
+        <w:tblLook w:firstColumn="1" w:firstRow="1" w:lastColumn="0" w:lastRow="0" w:noHBand="0" w:noVBand="1" w:val="04A0"/>
+      </w:tblPr>
+      <w:tblGrid>
+        <w:gridCol w:w="1928"/>
+        <w:gridCol w:w="1928"/>
+        <w:gridCol w:w="1928"/>
+        <w:gridCol w:w="1928"/>
+        <w:gridCol w:w="1928"/>
+      </w:tblGrid>
+      <w:tr>
+        <w:tc>
+          <w:tcPr>
+            <w:tcW w:type="dxa" w:w="1928"/>
+            <w:shd w:fill="DDEBF7" w:val="clear"/>
+            <w:tcBorders>
+              <w:top w:val="single" w:sz="4" w:color="7F7F7F"/>
+              <w:left w:val="single" w:sz="4" w:color="7F7F7F"/>
+              <w:bottom w:val="single" w:sz="4" w:color="7F7F7F"/>
+              <w:right w:val="single" w:sz="4" w:color="7F7F7F"/>
+            </w:tcBorders>
+          </w:tcPr>
+          <w:p>
+            <w:r>
+              <w:rPr>
+                <w:b/>
+                <w:sz w:val="18"/>
+              </w:rPr>
+              <w:t>No</w:t>
+            </w:r>
+          </w:p>
+        </w:tc>
+        <w:tc>
+          <w:tcPr>
+            <w:tcW w:type="dxa" w:w="1928"/>
+            <w:shd w:fill="DDEBF7" w:val="clear"/>
+            <w:tcBorders>
+              <w:top w:val="single" w:sz="4" w:color="7F7F7F"/>
+              <w:left w:val="single" w:sz="4" w:color="7F7F7F"/>
+              <w:bottom w:val="single" w:sz="4" w:color="7F7F7F"/>
+              <w:right w:val="single" w:sz="4" w:color="7F7F7F"/>
+            </w:tcBorders>
+          </w:tcPr>
+          <w:p>
+            <w:r>
+              <w:rPr>
+                <w:b/>
+                <w:sz w:val="18"/>
+              </w:rPr>
+              <w:t>Description</w:t>
+            </w:r>
+          </w:p>
+        </w:tc>
+        <w:tc>
+          <w:tcPr>
+            <w:tcW w:type="dxa" w:w="1928"/>
+            <w:shd w:fill="DDEBF7" w:val="clear"/>
+            <w:tcBorders>
+              <w:top w:val="single" w:sz="4" w:color="7F7F7F"/>
+              <w:left w:val="single" w:sz="4" w:color="7F7F7F"/>
+              <w:bottom w:val="single" w:sz="4" w:color="7F7F7F"/>
+              <w:right w:val="single" w:sz="4" w:color="7F7F7F"/>
+            </w:tcBorders>
+          </w:tcPr>
+          <w:p>
+            <w:r>
+              <w:rPr>
+                <w:b/>
+                <w:sz w:val="18"/>
+              </w:rPr>
+              <w:t>Owner</w:t>
+            </w:r>
+          </w:p>
+        </w:tc>
+        <w:tc>
+          <w:tcPr>
+            <w:tcW w:type="dxa" w:w="1928"/>
+            <w:shd w:fill="DDEBF7" w:val="clear"/>
+            <w:tcBorders>
+              <w:top w:val="single" w:sz="4" w:color="7F7F7F"/>
+              <w:left w:val="single" w:sz="4" w:color="7F7F7F"/>
+              <w:bottom w:val="single" w:sz="4" w:color="7F7F7F"/>
+              <w:right w:val="single" w:sz="4" w:color="7F7F7F"/>
+            </w:tcBorders>
+          </w:tcPr>
+          <w:p>
+            <w:r>
+              <w:rPr>
+                <w:b/>
+                <w:sz w:val="18"/>
+              </w:rPr>
+              <w:t>Due</w:t>
+            </w:r>
+          </w:p>
+        </w:tc>
+        <w:tc>
+          <w:tcPr>
+            <w:tcW w:type="dxa" w:w="1928"/>
+            <w:shd w:fill="DDEBF7" w:val="clear"/>
+            <w:tcBorders>
+              <w:top w:val="single" w:sz="4" w:color="7F7F7F"/>
+              <w:left w:val="single" w:sz="4" w:color="7F7F7F"/>
+              <w:bottom w:val="single" w:sz="4" w:color="7F7F7F"/>
+              <w:right w:val="single" w:sz="4" w:color="7F7F7F"/>
+            </w:tcBorders>
+          </w:tcPr>
+          <w:p>
+            <w:r>
+              <w:rPr>
+                <w:b/>
+                <w:sz w:val="18"/>
+              </w:rPr>
+              <w:t>Status</w:t>
+            </w:r>
+          </w:p>
+        </w:tc>
+      </w:tr>
+      <w:tr>
+        <w:tc>
+          <w:tcPr>
+            <w:tcW w:type="dxa" w:w="1928"/>
+            <w:tcBorders>
+              <w:top w:val="single" w:sz="4" w:color="7F7F7F"/>
+              <w:left w:val="single" w:sz="4" w:color="7F7F7F"/>
+              <w:bottom w:val="single" w:sz="4" w:color="7F7F7F"/>
+              <w:right w:val="single" w:sz="4" w:color="7F7F7F"/>
+            </w:tcBorders>
+          </w:tcPr>
+          <w:p>
+            <w:r>
+              <w:t>{{foreach actions}}</w:t>
+            </w:r>
+          </w:p>
+          <w:p>
+            <w:r>
+              <w:t>{{no}}</w:t>
+            </w:r>
+          </w:p>
+        </w:tc>
+        <w:tc>
+          <w:tcPr>
+            <w:tcW w:type="dxa" w:w="1928"/>
+            <w:tcBorders>
+              <w:top w:val="single" w:sz="4" w:color="7F7F7F"/>
+              <w:left w:val="single" w:sz="4" w:color="7F7F7F"/>
+              <w:bottom w:val="single" w:sz="4" w:color="7F7F7F"/>
+              <w:right w:val="single" w:sz="4" w:color="7F7F7F"/>
+            </w:tcBorders>
+          </w:tcPr>
+          <w:p>
+            <w:r>
+              <w:t>{{description}}</w:t>
+            </w:r>
+          </w:p>
+        </w:tc>
+        <w:tc>
+          <w:tcPr>
+            <w:tcW w:type="dxa" w:w="1928"/>
+            <w:tcBorders>
+              <w:top w:val="single" w:sz="4" w:color="7F7F7F"/>
+              <w:left w:val="single" w:sz="4" w:color="7F7F7F"/>
+              <w:bottom w:val="single" w:sz="4" w:color="7F7F7F"/>
+              <w:right w:val="single" w:sz="4" w:color="7F7F7F"/>
+            </w:tcBorders>
+          </w:tcPr>
+          <w:p>
+            <w:r>
+              <w:t>{{owner}}</w:t>
+            </w:r>
+          </w:p>
+        </w:tc>
+        <w:tc>
+          <w:tcPr>
+            <w:tcW w:type="dxa" w:w="1928"/>
+            <w:tcBorders>
+              <w:top w:val="single" w:sz="4" w:color="7F7F7F"/>
+              <w:left w:val="single" w:sz="4" w:color="7F7F7F"/>
+              <w:bottom w:val="single" w:sz="4" w:color="7F7F7F"/>
+              <w:right w:val="single" w:sz="4" w:color="7F7F7F"/>
+            </w:tcBorders>
+          </w:tcPr>
+          <w:p>
+            <w:r>
+              <w:t>{{due}}</w:t>
+            </w:r>
+          </w:p>
+        </w:tc>
+        <w:tc>
+          <w:tcPr>
+            <w:tcW w:type="dxa" w:w="1928"/>
+            <w:tcBorders>
+              <w:top w:val="single" w:sz="4" w:color="7F7F7F"/>
+              <w:left w:val="single" w:sz="4" w:color="7F7F7F"/>
+              <w:bottom w:val="single" w:sz="4" w:color="7F7F7F"/>
+              <w:right w:val="single" w:sz="4" w:color="7F7F7F"/>
+            </w:tcBorders>
+          </w:tcPr>
+          <w:p>
+            <w:r>
+              <w:t>{{status}}</w:t>
+            </w:r>
+          </w:p>
+          <w:p>
+            <w:r>
+              <w:t>{{endforeach}}</w:t>
+            </w:r>
+          </w:p>
+        </w:tc>
+      </w:tr>
+    </w:tbl>
+    <w:p/>
+    <w:p>
+      <w:pPr>
+        <w:spacing w:before="160" w:after="40"/>
+      </w:pPr>
+      <w:r>
+        <w:rPr>
+          <w:b/>
+          <w:color w:val="1F4E79"/>
+          <w:sz w:val="22"/>
+        </w:rPr>
+        <w:t>Next meeting</w:t>
+      </w:r>
+    </w:p>
+    <w:tbl>
+      <w:tblPr>
+        <w:tblW w:type="auto" w:w="0"/>
+        <w:tblLayout w:type="fixed"/>
+        <w:tblLook w:firstColumn="1" w:firstRow="1" w:lastColumn="0" w:lastRow="0" w:noHBand="0" w:noVBand="1" w:val="04A0"/>
+      </w:tblPr>
+      <w:tblGrid>
+        <w:gridCol w:w="4819"/>
+        <w:gridCol w:w="4819"/>
+      </w:tblGrid>
+      <w:tr>
+        <w:tc>
+          <w:tcPr>
+            <w:tcW w:type="dxa" w:w="2835"/>
+            <w:tcBorders>
+              <w:top w:val="single" w:sz="4" w:color="7F7F7F"/>
+              <w:left w:val="single" w:sz="4" w:color="7F7F7F"/>
+              <w:bottom w:val="single" w:sz="4" w:color="7F7F7F"/>
+              <w:right w:val="single" w:sz="4" w:color="7F7F7F"/>
+            </w:tcBorders>
+            <w:shd w:fill="F2F2F2" w:val="clear"/>
+          </w:tcPr>
+          <w:p>
+            <w:r>
+              <w:rPr>
+                <w:b/>
+              </w:rPr>
+              <w:t>Date</w:t>
+            </w:r>
+          </w:p>
+        </w:tc>
+        <w:tc>
+          <w:tcPr>
+            <w:tcW w:type="dxa" w:w="6520"/>
+            <w:tcBorders>
+              <w:top w:val="single" w:sz="4" w:color="7F7F7F"/>
+              <w:left w:val="single" w:sz="4" w:color="7F7F7F"/>
+              <w:bottom w:val="single" w:sz="4" w:color="7F7F7F"/>
+              <w:right w:val="single" w:sz="4" w:color="7F7F7F"/>
+            </w:tcBorders>
+            <w:shd w:fill="F2F2F2" w:val="clear"/>
+          </w:tcPr>
+          <w:p>
+            <w:r>
+              <w:t>{{doc.next_meeting_date}}</w:t>
+            </w:r>
+          </w:p>
+        </w:tc>
+      </w:tr>
+      <w:tr>
+        <w:tc>
+          <w:tcPr>
+            <w:tcW w:type="dxa" w:w="2835"/>
+            <w:tcBorders>
+              <w:top w:val="single" w:sz="4" w:color="7F7F7F"/>
+              <w:left w:val="single" w:sz="4" w:color="7F7F7F"/>
+              <w:bottom w:val="single" w:sz="4" w:color="7F7F7F"/>
+              <w:right w:val="single" w:sz="4" w:color="7F7F7F"/>
+            </w:tcBorders>
+          </w:tcPr>
+          <w:p>
+            <w:r>
+              <w:rPr>
+                <w:b/>
+              </w:rPr>
+              <w:t>Location</w:t>
+            </w:r>
+          </w:p>
+        </w:tc>
+        <w:tc>
+          <w:tcPr>
+            <w:tcW w:type="dxa" w:w="6520"/>
+            <w:tcBorders>
+              <w:top w:val="single" w:sz="4" w:color="7F7F7F"/>
+              <w:left w:val="single" w:sz="4" w:color="7F7F7F"/>
+              <w:bottom w:val="single" w:sz="4" w:color="7F7F7F"/>
+              <w:right w:val="single" w:sz="4" w:color="7F7F7F"/>
+            </w:tcBorders>
+          </w:tcPr>
+          <w:p>
+            <w:r>
+              <w:t>{{doc.next_meeting_location}}</w:t>
+            </w:r>
+          </w:p>
+        </w:tc>
+      </w:tr>
+    </w:tbl>
+    <w:p/>
+    <w:p>
+      <w:pPr>
+        <w:spacing w:before="160" w:after="40"/>
+      </w:pPr>
+      <w:r>
+        <w:rPr>
+          <w:b/>
+          <w:color w:val="1F4E79"/>
+          <w:sz w:val="22"/>
+        </w:rPr>
+        <w:t>Signatures</w:t>
+      </w:r>
+    </w:p>
+    <w:tbl>
+      <w:tblPr>
+        <w:tblW w:type="auto" w:w="0"/>
+        <w:tblLayout w:type="autofit"/>
+        <w:tblLook w:firstColumn="1" w:firstRow="1" w:lastColumn="0" w:lastRow="0" w:noHBand="0" w:noVBand="1" w:val="04A0"/>
+      </w:tblPr>
+      <w:tblGrid>
+        <w:gridCol w:w="3213"/>
+        <w:gridCol w:w="3213"/>
+        <w:gridCol w:w="3213"/>
+      </w:tblGrid>
+      <w:tr>
+        <w:tc>
+          <w:tcPr>
+            <w:tcW w:type="dxa" w:w="3213"/>
+            <w:tcBorders>
+              <w:top w:val="single" w:sz="4" w:color="7F7F7F"/>
+              <w:left w:val="single" w:sz="4" w:color="7F7F7F"/>
+              <w:bottom w:val="single" w:sz="4" w:color="7F7F7F"/>
+              <w:right w:val="single" w:sz="4" w:color="7F7F7F"/>
+            </w:tcBorders>
+          </w:tcPr>
+          <w:p>
+            <w:r>
+              <w:rPr>
+                <w:b/>
+              </w:rPr>
+              <w:t>Prepared by</w:t>
+            </w:r>
+          </w:p>
+        </w:tc>
+        <w:tc>
+          <w:tcPr>
+            <w:tcW w:type="dxa" w:w="3213"/>
+            <w:tcBorders>
+              <w:top w:val="single" w:sz="4" w:color="7F7F7F"/>
+              <w:left w:val="single" w:sz="4" w:color="7F7F7F"/>
+              <w:bottom w:val="single" w:sz="4" w:color="7F7F7F"/>
+              <w:right w:val="single" w:sz="4" w:color="7F7F7F"/>
+            </w:tcBorders>
+          </w:tcPr>
+          <w:p>
+            <w:r>
+              <w:rPr>
+                <w:b/>
+              </w:rPr>
+              <w:t>Reviewed by</w:t>
+            </w:r>
+          </w:p>
+        </w:tc>
+        <w:tc>
+          <w:tcPr>
+            <w:tcW w:type="dxa" w:w="3213"/>
+            <w:tcBorders>
+              <w:top w:val="single" w:sz="4" w:color="7F7F7F"/>
+              <w:left w:val="single" w:sz="4" w:color="7F7F7F"/>
+              <w:bottom w:val="single" w:sz="4" w:color="7F7F7F"/>
+              <w:right w:val="single" w:sz="4" w:color="7F7F7F"/>
+            </w:tcBorders>
+          </w:tcPr>
+          <w:p>
+            <w:r>
+              <w:rPr>
+                <w:b/>
+              </w:rPr>
+              <w:t>Approved by</w:t>
+            </w:r>
+          </w:p>
+        </w:tc>
+      </w:tr>
+      <w:tr>
+        <w:tc>
+          <w:tcPr>
+            <w:tcW w:type="dxa" w:w="3213"/>
+            <w:tcBorders>
+              <w:top w:val="single" w:sz="4" w:color="7F7F7F"/>
+              <w:left w:val="single" w:sz="4" w:color="7F7F7F"/>
+              <w:bottom w:val="single" w:sz="4" w:color="7F7F7F"/>
+              <w:right w:val="single" w:sz="4" w:color="7F7F7F"/>
+            </w:tcBorders>
+          </w:tcPr>
+          <w:p>
+            <w:r>
+              <w:t>{{people.issued_by}}</w:t>
+            </w:r>
+          </w:p>
+        </w:tc>
+        <w:tc>
+          <w:tcPr>
+            <w:tcW w:type="dxa" w:w="3213"/>
+            <w:tcBorders>
+              <w:top w:val="single" w:sz="4" w:color="7F7F7F"/>
+              <w:left w:val="single" w:sz="4" w:color="7F7F7F"/>
+              <w:bottom w:val="single" w:sz="4" w:color="7F7F7F"/>
+              <w:right w:val="single" w:sz="4" w:color="7F7F7F"/>
+            </w:tcBorders>
+          </w:tcPr>
+          <w:p>
+            <w:r>
+              <w:t>{{people.reviewed_by}}</w:t>
+            </w:r>
+          </w:p>
+        </w:tc>
+        <w:tc>
+          <w:tcPr>
+            <w:tcW w:type="dxa" w:w="3213"/>
+            <w:tcBorders>
+              <w:top w:val="single" w:sz="4" w:color="7F7F7F"/>
+              <w:left w:val="single" w:sz="4" w:color="7F7F7F"/>
+              <w:bottom w:val="single" w:sz="4" w:color="7F7F7F"/>
+              <w:right w:val="single" w:sz="4" w:color="7F7F7F"/>
+            </w:tcBorders>
+          </w:tcPr>
+          <w:p>
+            <w:r>
+              <w:t>{{people.approved_by}}</w:t>
+            </w:r>
+          </w:p>
+        </w:tc>
+      </w:tr>
+      <w:tr>
+        <w:tc>
+          <w:tcPr>
+            <w:tcW w:type="dxa" w:w="3213"/>
+            <w:tcBorders>
+              <w:top w:val="single" w:sz="4" w:color="7F7F7F"/>
+              <w:left w:val="single" w:sz="4" w:color="7F7F7F"/>
+              <w:bottom w:val="single" w:sz="4" w:color="7F7F7F"/>
+              <w:right w:val="single" w:sz="4" w:color="7F7F7F"/>
+            </w:tcBorders>
+          </w:tcPr>
+          <w:p>
+            <w:r>
+              <w:rPr>
+                <w:sz w:val="18"/>
+              </w:rPr>
+              <w:t>Signature: ___________________   Date: ___________</w:t>
+            </w:r>
+          </w:p>
+        </w:tc>
+        <w:tc>
+          <w:tcPr>
+            <w:tcW w:type="dxa" w:w="3213"/>
+            <w:tcBorders>
+              <w:top w:val="single" w:sz="4" w:color="7F7F7F"/>
+              <w:left w:val="single" w:sz="4" w:color="7F7F7F"/>
+              <w:bottom w:val="single" w:sz="4" w:color="7F7F7F"/>
+              <w:right w:val="single" w:sz="4" w:color="7F7F7F"/>
+            </w:tcBorders>
+          </w:tcPr>
+          <w:p>
+            <w:r>
+              <w:rPr>
+                <w:sz w:val="18"/>
+              </w:rPr>
+              <w:t>Signature: ___________________   Date: ___________</w:t>
+            </w:r>
+          </w:p>
+        </w:tc>
+        <w:tc>
+          <w:tcPr>
+            <w:tcW w:type="dxa" w:w="3213"/>
+            <w:tcBorders>
+              <w:top w:val="single" w:sz="4" w:color="7F7F7F"/>
+              <w:left w:val="single" w:sz="4" w:color="7F7F7F"/>
+              <w:bottom w:val="single" w:sz="4" w:color="7F7F7F"/>
+              <w:right w:val="single" w:sz="4" w:color="7F7F7F"/>
+            </w:tcBorders>
+          </w:tcPr>
+          <w:p>
+            <w:r>
+              <w:rPr>
+                <w:sz w:val="18"/>
+              </w:rPr>
+              <w:t>Signature: ___________________   Date: ___________</w:t>
+            </w:r>
+          </w:p>
+        </w:tc>
+      </w:tr>
+    </w:tbl>
+    <w:p/>
     <w:sectPr>
       <w:footerReference w:type="default" r:id="rId9"/>
-      <w:pgSz w:w="12240" w:h="15840"/>
-      <w:pgMar w:top="1440" w:right="1440" w:bottom="1440" w:left="1440" w:header="720" w:footer="720" w:gutter="0"/>
+      <w:pgSz w:w="11906" w:h="16838"/>
+      <w:pgMar w:top="1134" w:right="1134" w:bottom="1134" w:left="1134" w:header="720" w:footer="720" w:gutter="0"/>
       <w:cols w:space="720"/>
       <w:docGrid w:linePitch="360"/>
     </w:sectPr>
@@ -103,15 +1486,83 @@
   <w:p>
     <w:pPr>
       <w:pStyle w:val="Footer"/>
-      <w:jc w:val="center"/>
-    </w:pPr>
-    <w:r>
-      <w:rPr>
-        <w:i/>
-      </w:rPr>
-      <w:t xml:space="preserve">{{project.company_name}}   |   Page {{doc.number}}   |   </w:t>
-    </w:r>
+    </w:pPr>
   </w:p>
+  <w:tbl>
+    <w:tblPr>
+      <w:tblW w:type="auto" w:w="0"/>
+      <w:tblLayout w:type="autofit"/>
+      <w:tblLook w:firstColumn="1" w:firstRow="1" w:lastColumn="0" w:lastRow="0" w:noHBand="0" w:noVBand="1" w:val="04A0"/>
+    </w:tblPr>
+    <w:tblGrid>
+      <w:gridCol w:w="3213"/>
+      <w:gridCol w:w="3213"/>
+      <w:gridCol w:w="3213"/>
+    </w:tblGrid>
+    <w:tr>
+      <w:tc>
+        <w:tcPr>
+          <w:tcW w:type="dxa" w:w="3213"/>
+        </w:tcPr>
+        <w:p>
+          <w:r>
+            <w:rPr>
+              <w:sz w:val="16"/>
+            </w:rPr>
+            <w:t>{{project.company_name}}</w:t>
+          </w:r>
+        </w:p>
+      </w:tc>
+      <w:tc>
+        <w:tcPr>
+          <w:tcW w:type="dxa" w:w="3213"/>
+        </w:tcPr>
+        <w:p>
+          <w:pPr>
+            <w:jc w:val="center"/>
+          </w:pPr>
+          <w:r>
+            <w:rPr>
+              <w:sz w:val="16"/>
+            </w:rPr>
+            <w:t xml:space="preserve">Page </w:t>
+          </w:r>
+          <w:r>
+            <w:fldChar w:fldCharType="begin"/>
+            <w:instrText xml:space="preserve">PAGE</w:instrText>
+            <w:fldChar w:fldCharType="end"/>
+          </w:r>
+          <w:r>
+            <w:rPr>
+              <w:sz w:val="16"/>
+            </w:rPr>
+            <w:t xml:space="preserve"> of </w:t>
+          </w:r>
+          <w:r>
+            <w:fldChar w:fldCharType="begin"/>
+            <w:instrText xml:space="preserve">NUMPAGES</w:instrText>
+            <w:fldChar w:fldCharType="end"/>
+          </w:r>
+        </w:p>
+      </w:tc>
+      <w:tc>
+        <w:tcPr>
+          <w:tcW w:type="dxa" w:w="3213"/>
+        </w:tcPr>
+        <w:p>
+          <w:pPr>
+            <w:jc w:val="right"/>
+          </w:pPr>
+          <w:r>
+            <w:rPr>
+              <w:sz w:val="16"/>
+            </w:rPr>
+            <w:t>{{doc.number}}</w:t>
+          </w:r>
+        </w:p>
+      </w:tc>
+    </w:tr>
+  </w:tbl>
 </w:ftr>
 </file>
 
@@ -480,7 +1931,7 @@
     <w:rsid w:val="00FC693F"/>
     <w:rPr>
       <w:rFonts w:ascii="Arial" w:hAnsi="Arial"/>
-      <w:sz w:val="22"/>
+      <w:sz w:val="20"/>
     </w:rPr>
   </w:style>
   <w:style w:type="paragraph" w:styleId="Header">

--- a/StingTools/Docs/_template_sources/meeting_minutes.docx
+++ b/StingTools/Docs/_template_sources/meeting_minutes.docx
@@ -510,7 +510,7 @@
           </w:p>
           <w:p>
             <w:r>
-              <w:t>{{name}}</w:t>
+              <w:t>{{attendees.name}}</w:t>
             </w:r>
           </w:p>
         </w:tc>
@@ -526,7 +526,7 @@
           </w:tcPr>
           <w:p>
             <w:r>
-              <w:t>{{company}}</w:t>
+              <w:t>{{attendees.company}}</w:t>
             </w:r>
           </w:p>
         </w:tc>
@@ -542,7 +542,7 @@
           </w:tcPr>
           <w:p>
             <w:r>
-              <w:t>{{role}}</w:t>
+              <w:t>{{attendees.role}}</w:t>
             </w:r>
           </w:p>
         </w:tc>
@@ -558,7 +558,7 @@
           </w:tcPr>
           <w:p>
             <w:r>
-              <w:t>{{email}}</w:t>
+              <w:t>{{attendees.email}}</w:t>
             </w:r>
           </w:p>
           <w:p>
@@ -699,7 +699,7 @@
           </w:p>
           <w:p>
             <w:r>
-              <w:t>{{no}}</w:t>
+              <w:t>{{agenda.no}}</w:t>
             </w:r>
           </w:p>
         </w:tc>
@@ -715,7 +715,7 @@
           </w:tcPr>
           <w:p>
             <w:r>
-              <w:t>{{topic}}</w:t>
+              <w:t>{{agenda.topic}}</w:t>
             </w:r>
           </w:p>
         </w:tc>
@@ -731,7 +731,7 @@
           </w:tcPr>
           <w:p>
             <w:r>
-              <w:t>{{lead}}</w:t>
+              <w:t>{{agenda.lead}}</w:t>
             </w:r>
           </w:p>
         </w:tc>
@@ -747,7 +747,7 @@
           </w:tcPr>
           <w:p>
             <w:r>
-              <w:t>{{duration}}</w:t>
+              <w:t>{{agenda.duration}}</w:t>
             </w:r>
           </w:p>
           <w:p>
@@ -888,7 +888,7 @@
           </w:p>
           <w:p>
             <w:r>
-              <w:t>{{ref}}</w:t>
+              <w:t>{{discussion.ref}}</w:t>
             </w:r>
           </w:p>
         </w:tc>
@@ -904,7 +904,7 @@
           </w:tcPr>
           <w:p>
             <w:r>
-              <w:t>{{topic}}</w:t>
+              <w:t>{{discussion.topic}}</w:t>
             </w:r>
           </w:p>
         </w:tc>
@@ -920,7 +920,7 @@
           </w:tcPr>
           <w:p>
             <w:r>
-              <w:t>{{discussion}}</w:t>
+              <w:t>{{discussion.discussion}}</w:t>
             </w:r>
           </w:p>
         </w:tc>
@@ -936,7 +936,7 @@
           </w:tcPr>
           <w:p>
             <w:r>
-              <w:t>{{decision}}</w:t>
+              <w:t>{{discussion.decision}}</w:t>
             </w:r>
           </w:p>
           <w:p>
@@ -1099,7 +1099,7 @@
           </w:p>
           <w:p>
             <w:r>
-              <w:t>{{no}}</w:t>
+              <w:t>{{actions.no}}</w:t>
             </w:r>
           </w:p>
         </w:tc>
@@ -1115,7 +1115,7 @@
           </w:tcPr>
           <w:p>
             <w:r>
-              <w:t>{{description}}</w:t>
+              <w:t>{{actions.description}}</w:t>
             </w:r>
           </w:p>
         </w:tc>
@@ -1131,7 +1131,7 @@
           </w:tcPr>
           <w:p>
             <w:r>
-              <w:t>{{owner}}</w:t>
+              <w:t>{{actions.owner}}</w:t>
             </w:r>
           </w:p>
         </w:tc>
@@ -1147,7 +1147,7 @@
           </w:tcPr>
           <w:p>
             <w:r>
-              <w:t>{{due}}</w:t>
+              <w:t>{{actions.due}}</w:t>
             </w:r>
           </w:p>
         </w:tc>
@@ -1163,7 +1163,7 @@
           </w:tcPr>
           <w:p>
             <w:r>
-              <w:t>{{status}}</w:t>
+              <w:t>{{actions.status}}</w:t>
             </w:r>
           </w:p>
           <w:p>
